--- a/tests/fixtures/resumes/선우하람_Resume.docx
+++ b/tests/fixtures/resumes/선우하람_Resume.docx
@@ -575,6 +575,11 @@
         <w:t>[입사 후 포부] 입사 후에는 동료 개발자들이 믿고 쓰는 플랫폼을 만들고 싶습니다. 궁금하신 점은 haram.sunwoo@example.net로 연락 주시면 감사하겠습니다.</w:t>
       </w:r>
     </w:p>
+    <w:p>
+      <w:r>
+        <w:t>추천인 연락처: 0 1 0 - 1 8 2 6 - 4 0 9 7 / s j . y o o n @ e x a m p l e . n e t</w:t>
+      </w:r>
+    </w:p>
     <w:sectPr>
       <w:footerReference w:type="default" r:id="rId9"/>
       <w:pgSz w:w="12240" w:h="15840"/>
